--- a/patent-drafts/新对话交接文档.docx
+++ b/patent-drafts/新对话交接文档.docx
@@ -118,7 +118,7 @@
           <w:b w:val="0"/>
           <w:color w:val="555555"/>
         </w:rPr>
-        <w:t xml:space="preserve"> 有 72 条、</w:t>
+        <w:t xml:space="preserve"> 有 75 条、</w:t>
       </w:r>
       <w:r>
         <w:rPr>
@@ -197,7 +197,7 @@
           <w:rFonts w:ascii="微软雅黑" w:hAnsi="微软雅黑" w:eastAsia="微软雅黑"/>
           <w:b w:val="0"/>
         </w:rPr>
-        <w:t>node -e "console.log('专利卡', require('./data/patents.json').length)"            # 应为 72</w:t>
+        <w:t>node -e "console.log('专利卡', require('./data/patents.json').length)"            # 应为 75</w:t>
       </w:r>
     </w:p>
     <w:p>
@@ -209,7 +209,7 @@
           <w:rFonts w:ascii="微软雅黑" w:hAnsi="微软雅黑" w:eastAsia="微软雅黑"/>
           <w:b w:val="0"/>
         </w:rPr>
-        <w:t>node scripts/test-patent-library.mjs | tail -2                                    # 应 80 项全通过</w:t>
+        <w:t>node scripts/test-patent-library.mjs | tail -2                                    # 应全通过</w:t>
       </w:r>
     </w:p>
     <w:p>
@@ -682,7 +682,7 @@
                 <w:rFonts w:ascii="微软雅黑" w:hAnsi="微软雅黑" w:eastAsia="微软雅黑"/>
                 <w:b/>
               </w:rPr>
-              <w:t>72</w:t>
+              <w:t>75</w:t>
             </w:r>
           </w:p>
         </w:tc>
@@ -1633,7 +1633,21 @@
                 <w:rFonts w:ascii="微软雅黑" w:hAnsi="微软雅黑" w:eastAsia="微软雅黑"/>
                 <w:b w:val="0"/>
               </w:rPr>
-              <w:t>🟡 已降级，可能并入母案A</w:t>
+              <w:t xml:space="preserve">🔴 </w:t>
+            </w:r>
+            <w:r>
+              <w:rPr>
+                <w:rFonts w:ascii="微软雅黑" w:hAnsi="微软雅黑" w:eastAsia="微软雅黑"/>
+                <w:b/>
+              </w:rPr>
+              <w:t>已打掉独立立案</w:t>
+            </w:r>
+            <w:r>
+              <w:rPr>
+                <w:rFonts w:ascii="微软雅黑" w:hAnsi="微软雅黑" w:eastAsia="微软雅黑"/>
+                <w:b w:val="0"/>
+              </w:rPr>
+              <w:t>（行业运维公开工作点低于饱和；舱内已有盐密度闭环；化工配液成熟。冷管结晶并入母案A）</w:t>
             </w:r>
           </w:p>
         </w:tc>
@@ -1726,7 +1740,7 @@
           <w:rFonts w:ascii="微软雅黑" w:hAnsi="微软雅黑" w:eastAsia="微软雅黑"/>
           <w:b w:val="0"/>
         </w:rPr>
-        <w:t xml:space="preserve">31 条 </w:t>
+        <w:t xml:space="preserve">38 条 </w:t>
       </w:r>
       <w:r>
         <w:rPr>
@@ -1740,7 +1754,7 @@
           <w:rFonts w:ascii="微软雅黑" w:hAnsi="微软雅黑" w:eastAsia="微软雅黑"/>
           <w:b w:val="0"/>
         </w:rPr>
-        <w:t>，含美国专利、IEC/GB/YY 标准、监管规范、学术文献。</w:t>
+        <w:t>，含美国专利、IEC/GB/YY 标准、监管规范、学术文献、行业运维公开。</w:t>
       </w:r>
       <w:r>
         <w:rPr>
@@ -2062,7 +2076,7 @@
                 <w:rFonts w:ascii="微软雅黑" w:hAnsi="微软雅黑" w:eastAsia="微软雅黑"/>
                 <w:b w:val="0"/>
               </w:rPr>
-              <w:t>给第三方 AI 独立评审用，自包含。含 23 条已打掉清单</w:t>
+              <w:t>给第三方 AI 独立评审用，自包含。含已打掉清单（含角度⑤配液）</w:t>
             </w:r>
           </w:p>
         </w:tc>
@@ -2253,7 +2267,7 @@
                 <w:rFonts w:ascii="微软雅黑" w:hAnsi="微软雅黑" w:eastAsia="微软雅黑"/>
                 <w:b w:val="0"/>
               </w:rPr>
-              <w:t>专利库回归，80 项</w:t>
+              <w:t>专利库回归</w:t>
             </w:r>
           </w:p>
         </w:tc>
@@ -2414,6 +2428,20 @@
           <w:rFonts w:ascii="微软雅黑" w:hAnsi="微软雅黑" w:eastAsia="微软雅黑"/>
           <w:b w:val="0"/>
         </w:rPr>
+        <w:t xml:space="preserve"> 或 </w:t>
+      </w:r>
+      <w:r>
+        <w:rPr>
+          <w:rFonts w:ascii="微软雅黑" w:hAnsi="微软雅黑" w:eastAsia="微软雅黑"/>
+          <w:color w:val="B03060"/>
+        </w:rPr>
+        <w:t>scripts/apply-patent-angle5-dosing-search.mjs</w:t>
+      </w:r>
+      <w:r>
+        <w:rPr>
+          <w:rFonts w:ascii="微软雅黑" w:hAnsi="微软雅黑" w:eastAsia="微软雅黑"/>
+          <w:b w:val="0"/>
+        </w:rPr>
         <w:t>。</w:t>
       </w:r>
     </w:p>
@@ -2484,7 +2512,7 @@
           <w:rFonts w:ascii="微软雅黑" w:hAnsi="微软雅黑" w:eastAsia="微软雅黑"/>
           <w:b w:val="0"/>
         </w:rPr>
-        <w:t>角度⑤：检索配液与结晶控制领域</w:t>
+        <w:t>角度⑤配液检索已完成：独立立案打掉，冷管结晶并入母案A，不再单独立项</w:t>
       </w:r>
     </w:p>
     <w:p>

--- a/patent-drafts/新对话交接文档.docx
+++ b/patent-drafts/新对话交接文档.docx
@@ -118,7 +118,7 @@
           <w:b w:val="0"/>
           <w:color w:val="555555"/>
         </w:rPr>
-        <w:t xml:space="preserve"> 有 75 条、</w:t>
+        <w:t xml:space="preserve"> 有 78 条、</w:t>
       </w:r>
       <w:r>
         <w:rPr>
@@ -197,7 +197,7 @@
           <w:rFonts w:ascii="微软雅黑" w:hAnsi="微软雅黑" w:eastAsia="微软雅黑"/>
           <w:b w:val="0"/>
         </w:rPr>
-        <w:t>node -e "console.log('专利卡', require('./data/patents.json').length)"            # 应为 75</w:t>
+        <w:t>node -e "console.log('专利卡', require('./data/patents.json').length)"            # 应为 78</w:t>
       </w:r>
     </w:p>
     <w:p>
@@ -682,7 +682,7 @@
                 <w:rFonts w:ascii="微软雅黑" w:hAnsi="微软雅黑" w:eastAsia="微软雅黑"/>
                 <w:b/>
               </w:rPr>
-              <w:t>75</w:t>
+              <w:t>78</w:t>
             </w:r>
           </w:p>
         </w:tc>
@@ -1740,7 +1740,7 @@
           <w:rFonts w:ascii="微软雅黑" w:hAnsi="微软雅黑" w:eastAsia="微软雅黑"/>
           <w:b w:val="0"/>
         </w:rPr>
-        <w:t xml:space="preserve">38 条 </w:t>
+        <w:t xml:space="preserve">40 条 </w:t>
       </w:r>
       <w:r>
         <w:rPr>
@@ -1754,7 +1754,7 @@
           <w:rFonts w:ascii="微软雅黑" w:hAnsi="微软雅黑" w:eastAsia="微软雅黑"/>
           <w:b w:val="0"/>
         </w:rPr>
-        <w:t>，含美国专利、IEC/GB/YY 标准、监管规范、学术文献、行业运维公开。</w:t>
+        <w:t>，含美国专利、IEC/GB/YY 标准、监管规范、学术文献、行业运维公开、产品手册。</w:t>
       </w:r>
       <w:r>
         <w:rPr>
@@ -1768,7 +1768,21 @@
           <w:rFonts w:ascii="微软雅黑" w:hAnsi="微软雅黑" w:eastAsia="微软雅黑"/>
           <w:b w:val="0"/>
         </w:rPr>
-        <w:t>（漂浮舱多模态人体信号 AI 闭环）。</w:t>
+        <w:t>（漂浮舱多模态人体信号 AI 闭环）。过闸结论卡：</w:t>
+      </w:r>
+      <w:r>
+        <w:rPr>
+          <w:rFonts w:ascii="微软雅黑" w:hAnsi="微软雅黑" w:eastAsia="微软雅黑"/>
+          <w:color w:val="B03060"/>
+        </w:rPr>
+        <w:t>PAT-EXT-001</w:t>
+      </w:r>
+      <w:r>
+        <w:rPr>
+          <w:rFonts w:ascii="微软雅黑" w:hAnsi="微软雅黑" w:eastAsia="微软雅黑"/>
+          <w:b w:val="0"/>
+        </w:rPr>
+        <w:t>。</w:t>
       </w:r>
     </w:p>
     <w:p/>
@@ -2093,14 +2107,7 @@
                 <w:rFonts w:ascii="微软雅黑" w:hAnsi="微软雅黑" w:eastAsia="微软雅黑"/>
                 <w:color w:val="B03060"/>
               </w:rPr>
-              <w:t>外部AI提问话术.md</w:t>
-            </w:r>
-            <w:r>
-              <w:rPr>
-                <w:rFonts w:ascii="微软雅黑" w:hAnsi="微软雅黑" w:eastAsia="微软雅黑"/>
-                <w:b w:val="0"/>
-              </w:rPr>
-              <w:t xml:space="preserve"> ＋ docx</w:t>
+              <w:t>外部AI回答-整合版.md</w:t>
             </w:r>
           </w:p>
         </w:tc>
@@ -2115,7 +2122,21 @@
                 <w:rFonts w:ascii="微软雅黑" w:hAnsi="微软雅黑" w:eastAsia="微软雅黑"/>
                 <w:b w:val="0"/>
               </w:rPr>
-              <w:t>怎么给别的 AI 下指令，含自我质疑追问</w:t>
+              <w:t xml:space="preserve">第三方三轮整合稿原文。过闸结论见 </w:t>
+            </w:r>
+            <w:r>
+              <w:rPr>
+                <w:rFonts w:ascii="微软雅黑" w:hAnsi="微软雅黑" w:eastAsia="微软雅黑"/>
+                <w:color w:val="B03060"/>
+              </w:rPr>
+              <w:t>PAT-EXT-001</w:t>
+            </w:r>
+            <w:r>
+              <w:rPr>
+                <w:rFonts w:ascii="微软雅黑" w:hAnsi="微软雅黑" w:eastAsia="微软雅黑"/>
+                <w:b w:val="0"/>
+              </w:rPr>
+              <w:t>，不要按它的绿灯表执行</w:t>
             </w:r>
           </w:p>
         </w:tc>
@@ -2536,7 +2557,35 @@
           <w:rFonts w:ascii="微软雅黑" w:hAnsi="微软雅黑" w:eastAsia="微软雅黑"/>
           <w:b w:val="0"/>
         </w:rPr>
-        <w:t>把任务书发给第三方 AI/顾问做独立评审，回来的结果要过三道：已打掉清单 → 去环境测试 → 红线与第 25 条</w:t>
+        <w:t>把任务书发给第三方 AI/顾问做独立评审，回来的结果要过三道：已打掉清单 → 去环境测试 → 红线与第 25 条。</w:t>
+      </w:r>
+      <w:r>
+        <w:rPr>
+          <w:rFonts w:ascii="微软雅黑" w:hAnsi="微软雅黑" w:eastAsia="微软雅黑"/>
+          <w:b/>
+        </w:rPr>
+        <w:t>2026-09-04 已过闸一份整合版</w:t>
+      </w:r>
+      <w:r>
+        <w:rPr>
+          <w:rFonts w:ascii="微软雅黑" w:hAnsi="微软雅黑" w:eastAsia="微软雅黑"/>
+          <w:b w:val="0"/>
+        </w:rPr>
+        <w:t xml:space="preserve">：第一部分过期作废；新角度 A/B 打掉；C 搁置；D 并入沉默失效从权；E 黄灯须先检索。见 </w:t>
+      </w:r>
+      <w:r>
+        <w:rPr>
+          <w:rFonts w:ascii="微软雅黑" w:hAnsi="微软雅黑" w:eastAsia="微软雅黑"/>
+          <w:color w:val="B03060"/>
+        </w:rPr>
+        <w:t>PAT-EXT-001</w:t>
+      </w:r>
+      <w:r>
+        <w:rPr>
+          <w:rFonts w:ascii="微软雅黑" w:hAnsi="微软雅黑" w:eastAsia="微软雅黑"/>
+          <w:b w:val="0"/>
+        </w:rPr>
+        <w:t>。不要把沉默失效和 EIS 捆成一套。</w:t>
       </w:r>
     </w:p>
     <w:p>

--- a/patent-drafts/新对话交接文档.docx
+++ b/patent-drafts/新对话交接文档.docx
@@ -118,7 +118,7 @@
           <w:b w:val="0"/>
           <w:color w:val="555555"/>
         </w:rPr>
-        <w:t xml:space="preserve"> 有 78 条、</w:t>
+        <w:t xml:space="preserve"> 有 86 条、</w:t>
       </w:r>
       <w:r>
         <w:rPr>
@@ -197,7 +197,7 @@
           <w:rFonts w:ascii="微软雅黑" w:hAnsi="微软雅黑" w:eastAsia="微软雅黑"/>
           <w:b w:val="0"/>
         </w:rPr>
-        <w:t>node -e "console.log('专利卡', require('./data/patents.json').length)"            # 应为 78</w:t>
+        <w:t>node -e "console.log('专利卡', require('./data/patents.json').length)"            # 应为 86</w:t>
       </w:r>
     </w:p>
     <w:p>
@@ -682,7 +682,7 @@
                 <w:rFonts w:ascii="微软雅黑" w:hAnsi="微软雅黑" w:eastAsia="微软雅黑"/>
                 <w:b/>
               </w:rPr>
-              <w:t>78</w:t>
+              <w:t>86</w:t>
             </w:r>
           </w:p>
         </w:tc>
@@ -1412,7 +1412,21 @@
           <w:rFonts w:ascii="微软雅黑" w:hAnsi="微软雅黑" w:eastAsia="微软雅黑"/>
           <w:color w:val="B03060"/>
         </w:rPr>
-        <w:t>PAT-IDEA-001~006</w:t>
+        <w:t>PAT-IDEA-001~011</w:t>
+      </w:r>
+      <w:r>
+        <w:rPr>
+          <w:rFonts w:ascii="微软雅黑" w:hAnsi="微软雅黑" w:eastAsia="微软雅黑"/>
+          <w:b w:val="0"/>
+        </w:rPr>
+        <w:t xml:space="preserve"> + 菜单 </w:t>
+      </w:r>
+      <w:r>
+        <w:rPr>
+          <w:rFonts w:ascii="微软雅黑" w:hAnsi="微软雅黑" w:eastAsia="微软雅黑"/>
+          <w:color w:val="B03060"/>
+        </w:rPr>
+        <w:t>PAT-SEED-001</w:t>
       </w:r>
       <w:r>
         <w:rPr>
@@ -1420,6 +1434,18 @@
           <w:b w:val="0"/>
         </w:rPr>
         <w:t>）</w:t>
+      </w:r>
+    </w:p>
+    <w:p>
+      <w:pPr>
+        <w:jc w:val="left"/>
+      </w:pPr>
+      <w:r>
+        <w:rPr>
+          <w:rFonts w:ascii="微软雅黑" w:hAnsi="微软雅黑" w:eastAsia="微软雅黑"/>
+          <w:b/>
+        </w:rPr>
+        <w:t>主线：多开撰写思路，最后让专利专家和技术专家选。不要把清单收成只剩实验。</w:t>
       </w:r>
     </w:p>
     <w:tbl>
@@ -1684,6 +1710,173 @@
           </w:p>
         </w:tc>
       </w:tr>
+      <w:tr>
+        <w:tc>
+          <w:tcPr>
+            <w:tcW w:type="dxa" w:w="4320"/>
+          </w:tcPr>
+          <w:p>
+            <w:r/>
+            <w:r>
+              <w:rPr>
+                <w:rFonts w:ascii="微软雅黑" w:hAnsi="微软雅黑" w:eastAsia="微软雅黑"/>
+                <w:b w:val="0"/>
+              </w:rPr>
+              <w:t>⑦ 液相臭氧达标 ≠ 气相安全</w:t>
+            </w:r>
+          </w:p>
+        </w:tc>
+        <w:tc>
+          <w:tcPr>
+            <w:tcW w:type="dxa" w:w="4320"/>
+          </w:tcPr>
+          <w:p>
+            <w:r/>
+            <w:r>
+              <w:rPr>
+                <w:rFonts w:ascii="微软雅黑" w:hAnsi="微软雅黑" w:eastAsia="微软雅黑"/>
+                <w:b w:val="0"/>
+              </w:rPr>
+              <w:t>🟡 盐析是已知物理；可写双指标门控，待验证，挂 A4</w:t>
+            </w:r>
+          </w:p>
+        </w:tc>
+      </w:tr>
+      <w:tr>
+        <w:tc>
+          <w:tcPr>
+            <w:tcW w:type="dxa" w:w="4320"/>
+          </w:tcPr>
+          <w:p>
+            <w:r/>
+            <w:r>
+              <w:rPr>
+                <w:rFonts w:ascii="微软雅黑" w:hAnsi="微软雅黑" w:eastAsia="微软雅黑"/>
+                <w:b w:val="0"/>
+              </w:rPr>
+              <w:t>⑧ 客用/维护两套氧化剂</w:t>
+            </w:r>
+          </w:p>
+        </w:tc>
+        <w:tc>
+          <w:tcPr>
+            <w:tcW w:type="dxa" w:w="4320"/>
+          </w:tcPr>
+          <w:p>
+            <w:r/>
+            <w:r>
+              <w:rPr>
+                <w:rFonts w:ascii="微软雅黑" w:hAnsi="微软雅黑" w:eastAsia="微软雅黑"/>
+                <w:b w:val="0"/>
+              </w:rPr>
+              <w:t>🟡 待检索；</w:t>
+            </w:r>
+            <w:r>
+              <w:rPr>
+                <w:rFonts w:ascii="微软雅黑" w:hAnsi="微软雅黑" w:eastAsia="微软雅黑"/>
+                <w:b/>
+              </w:rPr>
+              <w:t>不要主张不用氯</w:t>
+            </w:r>
+          </w:p>
+        </w:tc>
+      </w:tr>
+      <w:tr>
+        <w:tc>
+          <w:tcPr>
+            <w:tcW w:type="dxa" w:w="4320"/>
+          </w:tcPr>
+          <w:p>
+            <w:r/>
+            <w:r>
+              <w:rPr>
+                <w:rFonts w:ascii="微软雅黑" w:hAnsi="微软雅黑" w:eastAsia="微软雅黑"/>
+                <w:b w:val="0"/>
+              </w:rPr>
+              <w:t>⑨ 高密度液过滤/周转失配</w:t>
+            </w:r>
+          </w:p>
+        </w:tc>
+        <w:tc>
+          <w:tcPr>
+            <w:tcW w:type="dxa" w:w="4320"/>
+          </w:tcPr>
+          <w:p>
+            <w:r/>
+            <w:r>
+              <w:rPr>
+                <w:rFonts w:ascii="微软雅黑" w:hAnsi="微软雅黑" w:eastAsia="微软雅黑"/>
+                <w:b w:val="0"/>
+              </w:rPr>
+              <w:t>🟡 待验证，倾向并入 A1</w:t>
+            </w:r>
+          </w:p>
+        </w:tc>
+      </w:tr>
+      <w:tr>
+        <w:tc>
+          <w:tcPr>
+            <w:tcW w:type="dxa" w:w="4320"/>
+          </w:tcPr>
+          <w:p>
+            <w:r/>
+            <w:r>
+              <w:rPr>
+                <w:rFonts w:ascii="微软雅黑" w:hAnsi="微软雅黑" w:eastAsia="微软雅黑"/>
+                <w:b w:val="0"/>
+              </w:rPr>
+              <w:t>⑩ 近中性浮力浅舱吸入口</w:t>
+            </w:r>
+          </w:p>
+        </w:tc>
+        <w:tc>
+          <w:tcPr>
+            <w:tcW w:type="dxa" w:w="4320"/>
+          </w:tcPr>
+          <w:p>
+            <w:r/>
+            <w:r>
+              <w:rPr>
+                <w:rFonts w:ascii="微软雅黑" w:hAnsi="微软雅黑" w:eastAsia="微软雅黑"/>
+                <w:b w:val="0"/>
+              </w:rPr>
+              <w:t>🟡 信心低，待检索 APSP-16</w:t>
+            </w:r>
+          </w:p>
+        </w:tc>
+      </w:tr>
+      <w:tr>
+        <w:tc>
+          <w:tcPr>
+            <w:tcW w:type="dxa" w:w="4320"/>
+          </w:tcPr>
+          <w:p>
+            <w:r/>
+            <w:r>
+              <w:rPr>
+                <w:rFonts w:ascii="微软雅黑" w:hAnsi="微软雅黑" w:eastAsia="微软雅黑"/>
+                <w:b w:val="0"/>
+              </w:rPr>
+              <w:t>⑪ NSF +2 ppm vs 失灵 DPD</w:t>
+            </w:r>
+          </w:p>
+        </w:tc>
+        <w:tc>
+          <w:tcPr>
+            <w:tcW w:type="dxa" w:w="4320"/>
+          </w:tcPr>
+          <w:p>
+            <w:r/>
+            <w:r>
+              <w:rPr>
+                <w:rFonts w:ascii="微软雅黑" w:hAnsi="微软雅黑" w:eastAsia="微软雅黑"/>
+                <w:b w:val="0"/>
+              </w:rPr>
+              <w:t>🟡 现象已公开；并入角度 E 检索</w:t>
+            </w:r>
+          </w:p>
+        </w:tc>
+      </w:tr>
     </w:tbl>
     <w:p/>
     <w:p>
@@ -1716,7 +1909,7 @@
           <w:rFonts w:ascii="微软雅黑" w:hAnsi="微软雅黑" w:eastAsia="微软雅黑"/>
           <w:b w:val="0"/>
         </w:rPr>
-        <w:t>。</w:t>
+        <w:t>。NSF 浊度测的是硅粉，测不到这条故障。</w:t>
       </w:r>
     </w:p>
     <w:p>
@@ -1740,7 +1933,7 @@
           <w:rFonts w:ascii="微软雅黑" w:hAnsi="微软雅黑" w:eastAsia="微软雅黑"/>
           <w:b w:val="0"/>
         </w:rPr>
-        <w:t xml:space="preserve">40 条 </w:t>
+        <w:t xml:space="preserve">42 条 </w:t>
       </w:r>
       <w:r>
         <w:rPr>
@@ -1754,7 +1947,7 @@
           <w:rFonts w:ascii="微软雅黑" w:hAnsi="微软雅黑" w:eastAsia="微软雅黑"/>
           <w:b w:val="0"/>
         </w:rPr>
-        <w:t>，含美国专利、IEC/GB/YY 标准、监管规范、学术文献、行业运维公开、产品手册。</w:t>
+        <w:t>，含美国专利、IEC/GB/YY 标准、NSF 50 §28、监管规范、学术文献、行业运维公开、产品手册。</w:t>
       </w:r>
       <w:r>
         <w:rPr>
@@ -1776,6 +1969,20 @@
           <w:color w:val="B03060"/>
         </w:rPr>
         <w:t>PAT-EXT-001</w:t>
+      </w:r>
+      <w:r>
+        <w:rPr>
+          <w:rFonts w:ascii="微软雅黑" w:hAnsi="微软雅黑" w:eastAsia="微软雅黑"/>
+          <w:b w:val="0"/>
+        </w:rPr>
+        <w:t>。NSF/氯溴菜单：</w:t>
+      </w:r>
+      <w:r>
+        <w:rPr>
+          <w:rFonts w:ascii="微软雅黑" w:hAnsi="微软雅黑" w:eastAsia="微软雅黑"/>
+          <w:color w:val="B03060"/>
+        </w:rPr>
+        <w:t>PAT-SEED-001</w:t>
       </w:r>
       <w:r>
         <w:rPr>
@@ -2153,6 +2360,109 @@
                 <w:rFonts w:ascii="微软雅黑" w:hAnsi="微软雅黑" w:eastAsia="微软雅黑"/>
                 <w:color w:val="B03060"/>
               </w:rPr>
+              <w:t>撰写思路菜单-NSF与氯溴.md</w:t>
+            </w:r>
+            <w:r>
+              <w:rPr>
+                <w:rFonts w:ascii="微软雅黑" w:hAnsi="微软雅黑" w:eastAsia="微软雅黑"/>
+                <w:b w:val="0"/>
+              </w:rPr>
+              <w:t xml:space="preserve"> ＋ docx</w:t>
+            </w:r>
+          </w:p>
+        </w:tc>
+        <w:tc>
+          <w:tcPr>
+            <w:tcW w:type="dxa" w:w="4320"/>
+          </w:tcPr>
+          <w:p>
+            <w:r/>
+            <w:r>
+              <w:rPr>
+                <w:rFonts w:ascii="微软雅黑" w:hAnsi="微软雅黑" w:eastAsia="微软雅黑"/>
+                <w:b w:val="0"/>
+              </w:rPr>
+              <w:t>NSF/氯溴过闸后给人看的撰写菜单：强制项勿主张，⑦～⑪黄灯给专家选</w:t>
+            </w:r>
+          </w:p>
+        </w:tc>
+      </w:tr>
+      <w:tr>
+        <w:tc>
+          <w:tcPr>
+            <w:tcW w:type="dxa" w:w="4320"/>
+          </w:tcPr>
+          <w:p>
+            <w:r/>
+            <w:r>
+              <w:rPr>
+                <w:rFonts w:ascii="微软雅黑" w:hAnsi="微软雅黑" w:eastAsia="微软雅黑"/>
+                <w:color w:val="B03060"/>
+              </w:rPr>
+              <w:t>NSF_ANSI_50_漂浮舱标准汇总.docx</w:t>
+            </w:r>
+          </w:p>
+        </w:tc>
+        <w:tc>
+          <w:tcPr>
+            <w:tcW w:type="dxa" w:w="4320"/>
+          </w:tcPr>
+          <w:p>
+            <w:r/>
+            <w:r>
+              <w:rPr>
+                <w:rFonts w:ascii="微软雅黑" w:hAnsi="微软雅黑" w:eastAsia="微软雅黑"/>
+                <w:b w:val="0"/>
+              </w:rPr>
+              <w:t>用户提供的 NSF 50 第28节/CCS-12804 汇总（仅内部）</w:t>
+            </w:r>
+          </w:p>
+        </w:tc>
+      </w:tr>
+      <w:tr>
+        <w:tc>
+          <w:tcPr>
+            <w:tcW w:type="dxa" w:w="4320"/>
+          </w:tcPr>
+          <w:p>
+            <w:r/>
+            <w:r>
+              <w:rPr>
+                <w:rFonts w:ascii="微软雅黑" w:hAnsi="微软雅黑" w:eastAsia="微软雅黑"/>
+                <w:color w:val="B03060"/>
+              </w:rPr>
+              <w:t>氯溴消杀合规与安全评估.md</w:t>
+            </w:r>
+          </w:p>
+        </w:tc>
+        <w:tc>
+          <w:tcPr>
+            <w:tcW w:type="dxa" w:w="4320"/>
+          </w:tcPr>
+          <w:p>
+            <w:r/>
+            <w:r>
+              <w:rPr>
+                <w:rFonts w:ascii="微软雅黑" w:hAnsi="微软雅黑" w:eastAsia="微软雅黑"/>
+                <w:b w:val="0"/>
+              </w:rPr>
+              <w:t>用户提供的氯溴法规/健康/腐蚀文（仅内部；伤害与法规不能进独权）</w:t>
+            </w:r>
+          </w:p>
+        </w:tc>
+      </w:tr>
+      <w:tr>
+        <w:tc>
+          <w:tcPr>
+            <w:tcW w:type="dxa" w:w="4320"/>
+          </w:tcPr>
+          <w:p>
+            <w:r/>
+            <w:r>
+              <w:rPr>
+                <w:rFonts w:ascii="微软雅黑" w:hAnsi="微软雅黑" w:eastAsia="微软雅黑"/>
+                <w:color w:val="B03060"/>
+              </w:rPr>
               <w:t>申请文件底稿-多气源安全互锁.md</w:t>
             </w:r>
           </w:p>
@@ -2481,6 +2791,25 @@
     </w:p>
     <w:p>
       <w:pPr>
+        <w:jc w:val="left"/>
+      </w:pPr>
+      <w:r>
+        <w:rPr>
+          <w:rFonts w:ascii="微软雅黑" w:hAnsi="微软雅黑" w:eastAsia="微软雅黑"/>
+          <w:b/>
+        </w:rPr>
+        <w:t>主线始终是：多开撰写思路，交给专利专家和技术专家挑选。</w:t>
+      </w:r>
+      <w:r>
+        <w:rPr>
+          <w:rFonts w:ascii="微软雅黑" w:hAnsi="微软雅黑" w:eastAsia="微软雅黑"/>
+          <w:b w:val="0"/>
+        </w:rPr>
+        <w:t xml:space="preserve"> 过闸是为了别把标准当发明，不是把菜单收成只剩实验。</w:t>
+      </w:r>
+    </w:p>
+    <w:p>
+      <w:pPr>
         <w:pStyle w:val="ListNumber"/>
       </w:pPr>
       <w:r>
@@ -2522,6 +2851,32 @@
           <w:b w:val="0"/>
         </w:rPr>
         <w:t>：把气泡打开和关闭各测一次舱内声压。差异很小则该角度不成立</w:t>
+      </w:r>
+    </w:p>
+    <w:p>
+      <w:pPr>
+        <w:pStyle w:val="ListNumber"/>
+      </w:pPr>
+      <w:r>
+        <w:rPr>
+          <w:rFonts w:ascii="微软雅黑" w:hAnsi="微软雅黑" w:eastAsia="微软雅黑"/>
+          <w:b w:val="0"/>
+        </w:rPr>
+        <w:t xml:space="preserve">请专家从 </w:t>
+      </w:r>
+      <w:r>
+        <w:rPr>
+          <w:rFonts w:ascii="微软雅黑" w:hAnsi="微软雅黑" w:eastAsia="微软雅黑"/>
+          <w:color w:val="B03060"/>
+        </w:rPr>
+        <w:t>PAT-SEED-001</w:t>
+      </w:r>
+      <w:r>
+        <w:rPr>
+          <w:rFonts w:ascii="微软雅黑" w:hAnsi="微软雅黑" w:eastAsia="微软雅黑"/>
+          <w:b w:val="0"/>
+        </w:rPr>
+        <w:t xml:space="preserve"> / 《撰写思路菜单-NSF与氯溴》里挑选⑦～⑪：默认⑦作 A4 从权候选，⑧看产品是否必须应付强制加氯卫生局，⑨⑩⑪不急着独立成件</w:t>
       </w:r>
     </w:p>
     <w:p>
